--- a/audit_tool/manuscript/PathA_MainText.docx
+++ b/audit_tool/manuscript/PathA_MainText.docx
@@ -2480,7 +2480,7 @@
     </w:p>
     <w:p>
       <w:r>
-        <w:t>seismic-eval-audit v0.1.1 is distributed under the MIT license at https://github.com/rcw3712/ICNN_MetaPicker_Curated_STEAD_MATLAB/tree/seismic-eval-audit-v0.1.1/audit_tool. The versioned GitHub release provides source, a wheel, tests, case-study reports and SHA-256 manifests. The core requires Python 3.10 or later and no third-party runtime dependencies. It runs without MATLAB, model inference or training. The implementation was tested on Windows with Python 3.12.14; other environments should run the included tests. The separate historical STEAD implementation remains archived at https://doi.org/10.5281/zenodo.22824997 (Wibowo et al. 2026). That DOI does not identify the new Python tool; no new Zenodo DOI is asserted.</w:t>
+        <w:t>seismic-eval-audit v0.1.2 is distributed under the MIT license at https://github.com/rcw3712/ICNN_MetaPicker_Curated_STEAD_MATLAB/tree/seismic-eval-audit-v0.1.2/audit_tool. The versioned GitHub release provides source, a wheel, tests, case-study reports and SHA-256 manifests. The core requires Python 3.10 or later and no third-party runtime dependencies. It runs without MATLAB, model inference or training. The implementation was tested on Windows with Python 3.12.14; other environments should run the included tests. The separate historical STEAD implementation remains archived at https://doi.org/10.5281/zenodo.22824997 (Wibowo et al. 2026). That DOI does not identify the new Python tool; no new Zenodo DOI is asserted.</w:t>
       </w:r>
     </w:p>
     <w:p>
